--- a/packages/knowledge-seed/deliverable-shells/assessment-report-v1.docx
+++ b/packages/knowledge-seed/deliverable-shells/assessment-report-v1.docx
@@ -109,7 +109,7 @@
     </w:p>
     <w:p>
       <w:r>
-        <w:t xml:space="preserve">This report captures the current state of the engagement, the most material findings and risks uncovered during assessment, and the recommendations the team proposes to move forward. Headline figures are listed below; full detail follows in later sections.</w:t>
+        <w:t xml:space="preserve">{{section_executive_summary}}</w:t>
       </w:r>
     </w:p>
     <w:p>
@@ -247,7 +247,7 @@
     </w:p>
     <w:p>
       <w:r>
-        <w:t xml:space="preserve">The following context frames the work and the constraints under which the assessment was performed. It is sourced from the engagement intake and project context captured at kickoff.</w:t>
+        <w:t xml:space="preserve">{{section_engagement_context}}</w:t>
       </w:r>
     </w:p>
     <w:p>
@@ -351,12 +351,12 @@
     </w:p>
     <w:p>
       <w:r>
-        <w:t xml:space="preserve">This section summarises the as-is picture across the active assessment domains. It draws from documents, interviews, and any code or repository links provided during ingest. Use it to ground the findings and risks that follow.</w:t>
-      </w:r>
-    </w:p>
-    <w:p>
-      <w:r>
-        <w:t xml:space="preserve">The team observed the people, process, and technology factors that materially shape the engagement. Where evidence was incomplete, gaps and assumptions are called out in the Assumptions section near the end of this document.</w:t>
+        <w:t xml:space="preserve">{{section_current_state}}</w:t>
+      </w:r>
+    </w:p>
+    <w:p>
+      <w:r>
+        <w:t xml:space="preserve"/>
       </w:r>
     </w:p>
     <w:p>
@@ -374,7 +374,7 @@
     </w:p>
     <w:p>
       <w:r>
-        <w:t xml:space="preserve">Findings are concrete observations, ranked by severity and grouped by domain. Each entry reflects evidence captured during analysis and links back to the source material in the engine.</w:t>
+        <w:t xml:space="preserve">{{section_key_findings}}</w:t>
       </w:r>
     </w:p>
     <w:p>
@@ -398,7 +398,7 @@
         </w:numPr>
       </w:pPr>
       <w:r>
-        <w:t xml:space="preserve">{{findings_bullets}}</w:t>
+        <w:t xml:space="preserve"/>
       </w:r>
     </w:p>
     <w:p>
@@ -416,7 +416,7 @@
     </w:p>
     <w:p>
       <w:r>
-        <w:t xml:space="preserve">Risks are forward-looking concerns: things that could go wrong if left unaddressed. They are ranked by severity and grouped by category so the team can prioritise mitigations.</w:t>
+        <w:t xml:space="preserve">{{section_risks}}</w:t>
       </w:r>
     </w:p>
     <w:p>
@@ -440,7 +440,7 @@
         </w:numPr>
       </w:pPr>
       <w:r>
-        <w:t xml:space="preserve">{{risks_bullets}}</w:t>
+        <w:t xml:space="preserve"/>
       </w:r>
     </w:p>
     <w:p>
@@ -458,7 +458,7 @@
     </w:p>
     <w:p>
       <w:r>
-        <w:t xml:space="preserve">Recommendations are the actions the team proposes to address the findings and risks above. They are ordered by priority so the engagement can sequence work confidently.</w:t>
+        <w:t xml:space="preserve">{{section_recommendations}}</w:t>
       </w:r>
     </w:p>
     <w:p>
@@ -482,7 +482,7 @@
         </w:numPr>
       </w:pPr>
       <w:r>
-        <w:t xml:space="preserve">{{recommendations_bullets}}</w:t>
+        <w:t xml:space="preserve"/>
       </w:r>
     </w:p>
     <w:p>
@@ -500,12 +500,12 @@
     </w:p>
     <w:p>
       <w:r>
-        <w:t xml:space="preserve">The target state describes where the engagement is heading once the recommendations land. It is intentionally outline-level here; the dedicated Target State deliverable carries the full detail.</w:t>
-      </w:r>
-    </w:p>
-    <w:p>
-      <w:r>
-        <w:t xml:space="preserve">Outline by domain follows the active assessment domains. Each domain shows the desired capability, the gap from current state, and the rough lift required.</w:t>
+        <w:t xml:space="preserve">{{section_target_state}}</w:t>
+      </w:r>
+    </w:p>
+    <w:p>
+      <w:r>
+        <w:t xml:space="preserve"/>
       </w:r>
     </w:p>
     <w:p>
@@ -523,7 +523,7 @@
     </w:p>
     <w:p>
       <w:r>
-        <w:t xml:space="preserve">The roadmap sequences the recommended work into discovery, build, and stabilise stages. Dates and owners are placeholders until the engagement plan is approved.</w:t>
+        <w:t xml:space="preserve">{{section_team_and_estimate}}</w:t>
       </w:r>
     </w:p>
     <w:p>
